--- a/testakten/gesellschaftsgruender-streit-roeschen-tech/12_ip_assignment_open_source.docx
+++ b/testakten/gesellschaftsgruender-streit-roeschen-tech/12_ip_assignment_open_source.docx
@@ -3,14 +3,52 @@
 <w:document xmlns:wpc="http://schemas.microsoft.com/office/word/2010/wordprocessingCanvas" xmlns:mo="http://schemas.microsoft.com/office/mac/office/2008/main" xmlns:mc="http://schemas.openxmlformats.org/markup-compatibility/2006" xmlns:mv="urn:schemas-microsoft-com:mac:vml" xmlns:o="urn:schemas-microsoft-com:office:office" xmlns:r="http://schemas.openxmlformats.org/officeDocument/2006/relationships" xmlns:m="http://schemas.openxmlformats.org/officeDocument/2006/math" xmlns:v="urn:schemas-microsoft-com:vml" xmlns:wp14="http://schemas.microsoft.com/office/word/2010/wordprocessingDrawing" xmlns:wp="http://schemas.openxmlformats.org/drawingml/2006/wordprocessingDrawing" xmlns:w10="urn:schemas-microsoft-com:office:word" xmlns:w="http://schemas.openxmlformats.org/wordprocessingml/2006/main" xmlns:w14="http://schemas.microsoft.com/office/word/2010/wordml" xmlns:wpg="http://schemas.microsoft.com/office/word/2010/wordprocessingGroup" xmlns:wpi="http://schemas.microsoft.com/office/word/2010/wordprocessingInk" xmlns:wne="http://schemas.microsoft.com/office/word/2006/wordml" xmlns:wps="http://schemas.microsoft.com/office/word/2010/wordprocessingShape" mc:Ignorable="w14 wp14">
   <w:body>
     <w:p>
+      <w:r>
+        <w:rPr>
+          <w:b/>
+          <w:color w:val="1F3C54"/>
+          <w:sz w:val="25"/>
+        </w:rPr>
+        <w:t>Bergfeld Legal Tech Transactions</w:t>
+      </w:r>
+    </w:p>
+    <w:p>
+      <w:pPr>
+        <w:spacing w:after="160"/>
+      </w:pPr>
+      <w:r>
+        <w:t>Rechtsanwältin Jana Bergfeld · Lützowufer 24, 10785 Berlin</w:t>
+      </w:r>
+    </w:p>
+    <w:p>
+      <w:r>
+        <w:rPr>
+          <w:color w:val="555555"/>
+          <w:sz w:val="18"/>
+        </w:rPr>
+        <w:t>Mandat: Roeschen Tech GmbH · Arbeitspapier IP und Open Source · Stand: 19. Juni 2026</w:t>
+      </w:r>
+    </w:p>
+    <w:p/>
+    <w:p>
       <w:pPr>
         <w:pStyle w:val="Heading1"/>
       </w:pPr>
       <w:r>
+        <w:t>IP-Assignment und Open-Source-Befund</w:t>
+      </w:r>
+    </w:p>
+    <w:p>
+      <w:r>
         <w:rPr>
-          <w:rFonts w:ascii="Times New Roman" w:hAnsi="Times New Roman"/>
+          <w:b/>
         </w:rPr>
-        <w:t>IP Assignment und Open Source</w:t>
+        <w:t>Betreff: Zuordnung von Vorgründungs-Code, Kundenschnittstellen und Datenpartnerschaften vor Vollzug der Kapitalerhöhung.</w:t>
+      </w:r>
+    </w:p>
+    <w:p>
+      <w:r>
+        <w:t>Die Investorin verlangt vor Zeichnung der Class-C-Geschäftsanteile eine belastbare Dokumentation, dass die Kernsoftware der Gesellschaft gehört und keine nicht geprüften Open-Source-Pflichten ausgelöst sind.</w:t>
       </w:r>
     </w:p>
     <w:p>
@@ -18,18 +56,12 @@
         <w:pStyle w:val="Heading2"/>
       </w:pPr>
       <w:r>
-        <w:rPr>
-          <w:rFonts w:ascii="Times New Roman" w:hAnsi="Times New Roman"/>
-        </w:rPr>
-        <w:t>Befund</w:t>
+        <w:t>Vorgründungsbeiträge</w:t>
       </w:r>
     </w:p>
     <w:p>
-      <w:pPr>
-        <w:jc w:val="left"/>
-      </w:pPr>
       <w:r>
-        <w:t>Bert entwickelte den Kernalgorithmus teilweise vor Gründung in einem privaten Repository. Andrea brachte Kundenschnittstellen und UI-Entwürfe ein. Christine organisierte Datenpartnerschaften. Im Datenraum liegt nur ein kurzer IP-Assignment-Entwurf von 2024.</w:t>
+        <w:t>Bert Schmid entwickelte den Routenalgorithmus teilweise vor Gründung in einem privaten Repository. Andrea Roesener brachte UI-Entwürfe, Kundeninterviews und die erste Produktlogik ein. Christine Linnenbach organisierte die Datenpartnerschaften, ohne dass alle Nutzungsrechte schriftlich abgetreten wurden.</w:t>
       </w:r>
     </w:p>
     <w:p>
@@ -37,335 +69,68 @@
         <w:pStyle w:val="Heading2"/>
       </w:pPr>
       <w:r>
-        <w:rPr>
-          <w:rFonts w:ascii="Times New Roman" w:hAnsi="Times New Roman"/>
-        </w:rPr>
-        <w:t>Open-Source-Risiko</w:t>
+        <w:t>Dokumentenlage</w:t>
       </w:r>
     </w:p>
-    <w:tbl>
-      <w:tblPr>
-        <w:tblStyle w:val="TableGrid"/>
-        <w:tblW w:type="auto" w:w="0"/>
-        <w:tblLook w:firstColumn="1" w:firstRow="1" w:lastColumn="0" w:lastRow="0" w:noHBand="0" w:noVBand="1" w:val="04A0"/>
-      </w:tblPr>
-      <w:tblGrid>
-        <w:gridCol w:w="2268"/>
-        <w:gridCol w:w="2268"/>
-        <w:gridCol w:w="2268"/>
-        <w:gridCol w:w="2268"/>
-      </w:tblGrid>
-      <w:tr>
-        <w:tc>
-          <w:tcPr>
-            <w:tcW w:type="dxa" w:w="2268"/>
-          </w:tcPr>
-          <w:p>
-            <w:r>
-              <w:rPr>
-                <w:rFonts w:ascii="Times New Roman" w:hAnsi="Times New Roman"/>
-                <w:b/>
-                <w:sz w:val="20"/>
-              </w:rPr>
-              <w:t>Komponente</w:t>
-            </w:r>
-          </w:p>
-        </w:tc>
-        <w:tc>
-          <w:tcPr>
-            <w:tcW w:type="dxa" w:w="2268"/>
-          </w:tcPr>
-          <w:p>
-            <w:r>
-              <w:rPr>
-                <w:rFonts w:ascii="Times New Roman" w:hAnsi="Times New Roman"/>
-                <w:b/>
-                <w:sz w:val="20"/>
-              </w:rPr>
-              <w:t>Lizenz laut Repo</w:t>
-            </w:r>
-          </w:p>
-        </w:tc>
-        <w:tc>
-          <w:tcPr>
-            <w:tcW w:type="dxa" w:w="2268"/>
-          </w:tcPr>
-          <w:p>
-            <w:r>
-              <w:rPr>
-                <w:rFonts w:ascii="Times New Roman" w:hAnsi="Times New Roman"/>
-                <w:b/>
-                <w:sz w:val="20"/>
-              </w:rPr>
-              <w:t>Nutzung</w:t>
-            </w:r>
-          </w:p>
-        </w:tc>
-        <w:tc>
-          <w:tcPr>
-            <w:tcW w:type="dxa" w:w="2268"/>
-          </w:tcPr>
-          <w:p>
-            <w:r>
-              <w:rPr>
-                <w:rFonts w:ascii="Times New Roman" w:hAnsi="Times New Roman"/>
-                <w:b/>
-                <w:sz w:val="20"/>
-              </w:rPr>
-              <w:t>Risiko</w:t>
-            </w:r>
-          </w:p>
-        </w:tc>
-      </w:tr>
-      <w:tr>
-        <w:tc>
-          <w:tcPr>
-            <w:tcW w:type="dxa" w:w="2268"/>
-          </w:tcPr>
-          <w:p>
-            <w:r>
-              <w:rPr>
-                <w:rFonts w:ascii="Times New Roman" w:hAnsi="Times New Roman"/>
-                <w:sz w:val="20"/>
-              </w:rPr>
-              <w:t>vision-lite</w:t>
-            </w:r>
-          </w:p>
-        </w:tc>
-        <w:tc>
-          <w:tcPr>
-            <w:tcW w:type="dxa" w:w="2268"/>
-          </w:tcPr>
-          <w:p>
-            <w:r>
-              <w:rPr>
-                <w:rFonts w:ascii="Times New Roman" w:hAnsi="Times New Roman"/>
-                <w:sz w:val="20"/>
-              </w:rPr>
-              <w:t>MIT</w:t>
-            </w:r>
-          </w:p>
-        </w:tc>
-        <w:tc>
-          <w:tcPr>
-            <w:tcW w:type="dxa" w:w="2268"/>
-          </w:tcPr>
-          <w:p>
-            <w:r>
-              <w:rPr>
-                <w:rFonts w:ascii="Times New Roman" w:hAnsi="Times New Roman"/>
-                <w:sz w:val="20"/>
-              </w:rPr>
-              <w:t>Bildvorverarbeitung</w:t>
-            </w:r>
-          </w:p>
-        </w:tc>
-        <w:tc>
-          <w:tcPr>
-            <w:tcW w:type="dxa" w:w="2268"/>
-          </w:tcPr>
-          <w:p>
-            <w:r>
-              <w:rPr>
-                <w:rFonts w:ascii="Times New Roman" w:hAnsi="Times New Roman"/>
-                <w:sz w:val="20"/>
-              </w:rPr>
-              <w:t>niedrig</w:t>
-            </w:r>
-          </w:p>
-        </w:tc>
-      </w:tr>
-      <w:tr>
-        <w:tc>
-          <w:tcPr>
-            <w:tcW w:type="dxa" w:w="2268"/>
-          </w:tcPr>
-          <w:p>
-            <w:r>
-              <w:rPr>
-                <w:rFonts w:ascii="Times New Roman" w:hAnsi="Times New Roman"/>
-                <w:sz w:val="20"/>
-              </w:rPr>
-              <w:t>docmesh-core</w:t>
-            </w:r>
-          </w:p>
-        </w:tc>
-        <w:tc>
-          <w:tcPr>
-            <w:tcW w:type="dxa" w:w="2268"/>
-          </w:tcPr>
-          <w:p>
-            <w:r>
-              <w:rPr>
-                <w:rFonts w:ascii="Times New Roman" w:hAnsi="Times New Roman"/>
-                <w:sz w:val="20"/>
-              </w:rPr>
-              <w:t>AGPL-3.0?</w:t>
-            </w:r>
-          </w:p>
-        </w:tc>
-        <w:tc>
-          <w:tcPr>
-            <w:tcW w:type="dxa" w:w="2268"/>
-          </w:tcPr>
-          <w:p>
-            <w:r>
-              <w:rPr>
-                <w:rFonts w:ascii="Times New Roman" w:hAnsi="Times New Roman"/>
-                <w:sz w:val="20"/>
-              </w:rPr>
-              <w:t>Serverkomponente</w:t>
-            </w:r>
-          </w:p>
-        </w:tc>
-        <w:tc>
-          <w:tcPr>
-            <w:tcW w:type="dxa" w:w="2268"/>
-          </w:tcPr>
-          <w:p>
-            <w:r>
-              <w:rPr>
-                <w:rFonts w:ascii="Times New Roman" w:hAnsi="Times New Roman"/>
-                <w:sz w:val="20"/>
-              </w:rPr>
-              <w:t>hoch, Klärung nötig</w:t>
-            </w:r>
-          </w:p>
-        </w:tc>
-      </w:tr>
-      <w:tr>
-        <w:tc>
-          <w:tcPr>
-            <w:tcW w:type="dxa" w:w="2268"/>
-          </w:tcPr>
-          <w:p>
-            <w:r>
-              <w:rPr>
-                <w:rFonts w:ascii="Times New Roman" w:hAnsi="Times New Roman"/>
-                <w:sz w:val="20"/>
-              </w:rPr>
-              <w:t>formsnap-ui</w:t>
-            </w:r>
-          </w:p>
-        </w:tc>
-        <w:tc>
-          <w:tcPr>
-            <w:tcW w:type="dxa" w:w="2268"/>
-          </w:tcPr>
-          <w:p>
-            <w:r>
-              <w:rPr>
-                <w:rFonts w:ascii="Times New Roman" w:hAnsi="Times New Roman"/>
-                <w:sz w:val="20"/>
-              </w:rPr>
-              <w:t>Apache-2.0</w:t>
-            </w:r>
-          </w:p>
-        </w:tc>
-        <w:tc>
-          <w:tcPr>
-            <w:tcW w:type="dxa" w:w="2268"/>
-          </w:tcPr>
-          <w:p>
-            <w:r>
-              <w:rPr>
-                <w:rFonts w:ascii="Times New Roman" w:hAnsi="Times New Roman"/>
-                <w:sz w:val="20"/>
-              </w:rPr>
-              <w:t>UI</w:t>
-            </w:r>
-          </w:p>
-        </w:tc>
-        <w:tc>
-          <w:tcPr>
-            <w:tcW w:type="dxa" w:w="2268"/>
-          </w:tcPr>
-          <w:p>
-            <w:r>
-              <w:rPr>
-                <w:rFonts w:ascii="Times New Roman" w:hAnsi="Times New Roman"/>
-                <w:sz w:val="20"/>
-              </w:rPr>
-              <w:t>niedrig</w:t>
-            </w:r>
-          </w:p>
-        </w:tc>
-      </w:tr>
-      <w:tr>
-        <w:tc>
-          <w:tcPr>
-            <w:tcW w:type="dxa" w:w="2268"/>
-          </w:tcPr>
-          <w:p>
-            <w:r>
-              <w:rPr>
-                <w:rFonts w:ascii="Times New Roman" w:hAnsi="Times New Roman"/>
-                <w:sz w:val="20"/>
-              </w:rPr>
-              <w:t>old-parser</w:t>
-            </w:r>
-          </w:p>
-        </w:tc>
-        <w:tc>
-          <w:tcPr>
-            <w:tcW w:type="dxa" w:w="2268"/>
-          </w:tcPr>
-          <w:p>
-            <w:r>
-              <w:rPr>
-                <w:rFonts w:ascii="Times New Roman" w:hAnsi="Times New Roman"/>
-                <w:sz w:val="20"/>
-              </w:rPr>
-              <w:t>unbekannt</w:t>
-            </w:r>
-          </w:p>
-        </w:tc>
-        <w:tc>
-          <w:tcPr>
-            <w:tcW w:type="dxa" w:w="2268"/>
-          </w:tcPr>
-          <w:p>
-            <w:r>
-              <w:rPr>
-                <w:rFonts w:ascii="Times New Roman" w:hAnsi="Times New Roman"/>
-                <w:sz w:val="20"/>
-              </w:rPr>
-              <w:t>Legacy Import</w:t>
-            </w:r>
-          </w:p>
-        </w:tc>
-        <w:tc>
-          <w:tcPr>
-            <w:tcW w:type="dxa" w:w="2268"/>
-          </w:tcPr>
-          <w:p>
-            <w:r>
-              <w:rPr>
-                <w:rFonts w:ascii="Times New Roman" w:hAnsi="Times New Roman"/>
-                <w:sz w:val="20"/>
-              </w:rPr>
-              <w:t>hoch</w:t>
-            </w:r>
-          </w:p>
-        </w:tc>
-      </w:tr>
-    </w:tbl>
+    <w:p>
+      <w:r>
+        <w:t>Im Datenraum liegt ein kurzer IP-Assignment-Entwurf aus 2024, aber keine vollständig gegengezeichnete Fassung aller Gründer. Für zwei freie Entwickler fehlen Werkvertrags- und Rechtekettennachweise; deren Commits betreffen Importfilter und einen Teil der Dispatch-API.</w:t>
+      </w:r>
+    </w:p>
     <w:p>
       <w:pPr>
-        <w:jc w:val="left"/>
+        <w:pStyle w:val="Heading2"/>
       </w:pPr>
       <w:r>
-        <w:t>Investor verlangt vor Closing eine IP- und OSS-Garantie. Christine meint, diese Zusage könne derzeit niemand seriös geben.</w:t>
+        <w:t>Open-Source-Prüfung</w:t>
+      </w:r>
+    </w:p>
+    <w:p>
+      <w:r>
+        <w:t>Die technische Liste nennt MIT-, Apache-2.0- und GPL-Komponenten. Kritisch ist nur die ungeklärte GPL-Bibliothek im internen Simulationstool, falls Codebestandteile in das Produkt übernommen wurden.</w:t>
+      </w:r>
+    </w:p>
+    <w:p>
+      <w:pPr>
+        <w:pStyle w:val="Heading2"/>
+      </w:pPr>
+      <w:r>
+        <w:t>Closing-Empfehlung</w:t>
+      </w:r>
+    </w:p>
+    <w:p>
+      <w:r>
+        <w:t>Vor Closing sollten alle Gründer eine nachträgliche Rechteübertragung mit Garantie zur Vorbenutzung unterzeichnen. Zusätzlich sollte ein kurzer Open-Source-Scan mit Komponentenliste, Lizenzpflichten und Remediation-Vermerk in den Datenraum eingestellt werden.</w:t>
       </w:r>
     </w:p>
     <w:sectPr>
-      <w:pgSz w:w="11906" w:h="16838"/>
-      <w:pgMar w:top="1417" w:right="1417" w:bottom="1417" w:left="1417" w:header="720" w:footer="720" w:gutter="0"/>
+      <w:footerReference w:type="default" r:id="rId9"/>
+      <w:pgSz w:w="12240" w:h="15840"/>
+      <w:pgMar w:top="1134" w:right="1247" w:bottom="1020" w:left="1247" w:header="720" w:footer="720" w:gutter="0"/>
       <w:cols w:space="720"/>
       <w:docGrid w:linePitch="360"/>
     </w:sectPr>
   </w:body>
 </w:document>
+</file>
+
+<file path=word/footer1.xml><?xml version="1.0" encoding="utf-8"?>
+<w:ftr xmlns:m="http://schemas.openxmlformats.org/officeDocument/2006/math" xmlns:mc="http://schemas.openxmlformats.org/markup-compatibility/2006" xmlns:mo="http://schemas.microsoft.com/office/mac/office/2008/main" xmlns:mv="urn:schemas-microsoft-com:mac:vml" xmlns:o="urn:schemas-microsoft-com:office:office" xmlns:r="http://schemas.openxmlformats.org/officeDocument/2006/relationships" xmlns:v="urn:schemas-microsoft-com:vml" xmlns:w10="urn:schemas-microsoft-com:office:word" xmlns:w14="http://schemas.microsoft.com/office/word/2010/wordml" xmlns:w="http://schemas.openxmlformats.org/wordprocessingml/2006/main" xmlns:wne="http://schemas.microsoft.com/office/word/2006/wordml" xmlns:wp14="http://schemas.microsoft.com/office/word/2010/wordprocessingDrawing" xmlns:wp="http://schemas.openxmlformats.org/drawingml/2006/wordprocessingDrawing" xmlns:wpc="http://schemas.microsoft.com/office/word/2010/wordprocessingCanvas" xmlns:wpg="http://schemas.microsoft.com/office/word/2010/wordprocessingGroup" xmlns:wpi="http://schemas.microsoft.com/office/word/2010/wordprocessingInk" xmlns:wps="http://schemas.microsoft.com/office/word/2010/wordprocessingShape" mc:Ignorable="w14 wp14">
+  <w:p>
+    <w:pPr>
+      <w:pStyle w:val="Footer"/>
+      <w:jc w:val="center"/>
+    </w:pPr>
+    <w:r>
+      <w:rPr>
+        <w:rFonts w:ascii="Arial" w:hAnsi="Arial"/>
+        <w:color w:val="646464"/>
+        <w:sz w:val="16"/>
+      </w:rPr>
+      <w:t>IP-Arbeitspapier Roeschen Tech GmbH</w:t>
+    </w:r>
+  </w:p>
+</w:ftr>
 </file>
 
 <file path=word/numbering.xml><?xml version="1.0" encoding="utf-8"?>
@@ -731,9 +496,12 @@
     <w:name w:val="Normal"/>
     <w:qFormat/>
     <w:rsid w:val="00FC693F"/>
+    <w:pPr>
+      <w:spacing w:after="100" w:line="259" w:lineRule="auto"/>
+    </w:pPr>
     <w:rPr>
-      <w:rFonts w:ascii="Times New Roman" w:hAnsi="Times New Roman"/>
-      <w:sz w:val="22"/>
+      <w:rFonts w:ascii="Arial" w:hAnsi="Arial" w:eastAsia="Arial"/>
+      <w:sz w:val="21"/>
     </w:rPr>
   </w:style>
   <w:style w:type="paragraph" w:styleId="Header">
@@ -795,10 +563,11 @@
       <w:outlineLvl w:val="0"/>
     </w:pPr>
     <w:rPr>
-      <w:rFonts w:asciiTheme="majorHAnsi" w:eastAsiaTheme="majorEastAsia" w:hAnsiTheme="majorHAnsi" w:cstheme="majorBidi" w:ascii="Times New Roman" w:hAnsi="Times New Roman"/>
+      <w:rFonts w:asciiTheme="majorHAnsi" w:eastAsiaTheme="majorEastAsia" w:hAnsiTheme="majorHAnsi" w:cstheme="majorBidi" w:ascii="Arial" w:hAnsi="Arial" w:eastAsia="Arial"/>
       <w:b/>
       <w:bCs/>
-      <w:sz w:val="28"/>
+      <w:color w:val="1F3C54"/>
+      <w:sz w:val="30"/>
       <w:szCs w:val="28"/>
     </w:rPr>
   </w:style>
@@ -818,9 +587,10 @@
       <w:outlineLvl w:val="1"/>
     </w:pPr>
     <w:rPr>
-      <w:rFonts w:asciiTheme="majorHAnsi" w:eastAsiaTheme="majorEastAsia" w:hAnsiTheme="majorHAnsi" w:cstheme="majorBidi" w:ascii="Times New Roman" w:hAnsi="Times New Roman"/>
+      <w:rFonts w:asciiTheme="majorHAnsi" w:eastAsiaTheme="majorEastAsia" w:hAnsiTheme="majorHAnsi" w:cstheme="majorBidi" w:ascii="Arial" w:hAnsi="Arial" w:eastAsia="Arial"/>
       <w:b/>
       <w:bCs/>
+      <w:color w:val="1F3C54"/>
       <w:sz w:val="24"/>
       <w:szCs w:val="26"/>
     </w:rPr>
@@ -841,10 +611,10 @@
       <w:outlineLvl w:val="2"/>
     </w:pPr>
     <w:rPr>
-      <w:rFonts w:asciiTheme="majorHAnsi" w:eastAsiaTheme="majorEastAsia" w:hAnsiTheme="majorHAnsi" w:cstheme="majorBidi" w:ascii="Times New Roman" w:hAnsi="Times New Roman"/>
+      <w:rFonts w:asciiTheme="majorHAnsi" w:eastAsiaTheme="majorEastAsia" w:hAnsiTheme="majorHAnsi" w:cstheme="majorBidi"/>
       <w:b/>
       <w:bCs/>
-      <w:sz w:val="22"/>
+      <w:color w:val="4F81BD" w:themeColor="accent1"/>
     </w:rPr>
   </w:style>
   <w:style w:type="paragraph" w:styleId="Heading4">

--- a/testakten/gesellschaftsgruender-streit-roeschen-tech/12_ip_assignment_open_source.docx
+++ b/testakten/gesellschaftsgruender-streit-roeschen-tech/12_ip_assignment_open_source.docx
@@ -3,24 +3,36 @@
 <w:document xmlns:wpc="http://schemas.microsoft.com/office/word/2010/wordprocessingCanvas" xmlns:mo="http://schemas.microsoft.com/office/mac/office/2008/main" xmlns:mc="http://schemas.openxmlformats.org/markup-compatibility/2006" xmlns:mv="urn:schemas-microsoft-com:mac:vml" xmlns:o="urn:schemas-microsoft-com:office:office" xmlns:r="http://schemas.openxmlformats.org/officeDocument/2006/relationships" xmlns:m="http://schemas.openxmlformats.org/officeDocument/2006/math" xmlns:v="urn:schemas-microsoft-com:vml" xmlns:wp14="http://schemas.microsoft.com/office/word/2010/wordprocessingDrawing" xmlns:wp="http://schemas.openxmlformats.org/drawingml/2006/wordprocessingDrawing" xmlns:w10="urn:schemas-microsoft-com:office:word" xmlns:w="http://schemas.openxmlformats.org/wordprocessingml/2006/main" xmlns:w14="http://schemas.microsoft.com/office/word/2010/wordml" xmlns:wpg="http://schemas.microsoft.com/office/word/2010/wordprocessingGroup" xmlns:wpi="http://schemas.microsoft.com/office/word/2010/wordprocessingInk" xmlns:wne="http://schemas.microsoft.com/office/word/2006/wordml" xmlns:wps="http://schemas.microsoft.com/office/word/2010/wordprocessingShape" mc:Ignorable="w14 wp14">
   <w:body>
     <w:p>
+      <w:pPr>
+        <w:spacing w:after="160" w:line="259" w:lineRule="auto"/>
+      </w:pPr>
       <w:r>
         <w:rPr>
+          <w:rFonts w:ascii="Times New Roman" w:hAnsi="Times New Roman"/>
           <w:b/>
           <w:color w:val="1F3C54"/>
-          <w:sz w:val="25"/>
+          <w:sz w:val="28"/>
         </w:rPr>
         <w:t>Bergfeld Legal Tech Transactions</w:t>
       </w:r>
     </w:p>
     <w:p>
       <w:pPr>
-        <w:spacing w:after="160"/>
+        <w:spacing w:after="60" w:before="120" w:line="259" w:lineRule="auto"/>
       </w:pPr>
       <w:r>
+        <w:rPr>
+          <w:rFonts w:ascii="Times New Roman" w:hAnsi="Times New Roman"/>
+          <w:b/>
+          <w:sz w:val="22"/>
+        </w:rPr>
         <w:t>Rechtsanwältin Jana Bergfeld · Lützowufer 24, 10785 Berlin</w:t>
       </w:r>
     </w:p>
     <w:p>
+      <w:pPr>
+        <w:spacing w:line="259" w:lineRule="auto" w:after="60"/>
+      </w:pPr>
       <w:r>
         <w:rPr>
           <w:color w:val="555555"/>
@@ -29,16 +41,29 @@
         <w:t>Mandat: Roeschen Tech GmbH · Arbeitspapier IP und Open Source · Stand: 19. Juni 2026</w:t>
       </w:r>
     </w:p>
-    <w:p/>
+    <w:p>
+      <w:pPr>
+        <w:spacing w:line="259" w:lineRule="auto" w:after="60"/>
+      </w:pPr>
+    </w:p>
     <w:p>
       <w:pPr>
         <w:pStyle w:val="Heading1"/>
+        <w:spacing w:before="120" w:after="60" w:line="259" w:lineRule="auto"/>
       </w:pPr>
       <w:r>
+        <w:rPr>
+          <w:rFonts w:ascii="Times New Roman" w:hAnsi="Times New Roman"/>
+          <w:b/>
+          <w:sz w:val="22"/>
+        </w:rPr>
         <w:t>IP-Assignment und Open-Source-Befund</w:t>
       </w:r>
     </w:p>
     <w:p>
+      <w:pPr>
+        <w:spacing w:line="259" w:lineRule="auto" w:after="60"/>
+      </w:pPr>
       <w:r>
         <w:rPr>
           <w:b/>
@@ -47,6 +72,9 @@
       </w:r>
     </w:p>
     <w:p>
+      <w:pPr>
+        <w:spacing w:line="259" w:lineRule="auto" w:after="60"/>
+      </w:pPr>
       <w:r>
         <w:t>Die Investorin verlangt vor Zeichnung der Class-C-Geschäftsanteile eine belastbare Dokumentation, dass die Kernsoftware der Gesellschaft gehört und keine nicht geprüften Open-Source-Pflichten ausgelöst sind.</w:t>
       </w:r>
@@ -54,12 +82,21 @@
     <w:p>
       <w:pPr>
         <w:pStyle w:val="Heading2"/>
+        <w:spacing w:before="120" w:after="60" w:line="259" w:lineRule="auto"/>
       </w:pPr>
       <w:r>
+        <w:rPr>
+          <w:rFonts w:ascii="Times New Roman" w:hAnsi="Times New Roman"/>
+          <w:b/>
+          <w:sz w:val="22"/>
+        </w:rPr>
         <w:t>Vorgründungsbeiträge</w:t>
       </w:r>
     </w:p>
     <w:p>
+      <w:pPr>
+        <w:spacing w:line="259" w:lineRule="auto" w:after="60"/>
+      </w:pPr>
       <w:r>
         <w:t>Bert Schmid entwickelte den Routenalgorithmus teilweise vor Gründung in einem privaten Repository. Andrea Roesener brachte UI-Entwürfe, Kundeninterviews und die erste Produktlogik ein. Christine Linnenbach organisierte die Datenpartnerschaften, ohne dass alle Nutzungsrechte schriftlich abgetreten wurden.</w:t>
       </w:r>
@@ -67,12 +104,16 @@
     <w:p>
       <w:pPr>
         <w:pStyle w:val="Heading2"/>
+        <w:spacing w:line="259" w:lineRule="auto" w:after="60"/>
       </w:pPr>
       <w:r>
         <w:t>Dokumentenlage</w:t>
       </w:r>
     </w:p>
     <w:p>
+      <w:pPr>
+        <w:spacing w:line="259" w:lineRule="auto" w:after="60"/>
+      </w:pPr>
       <w:r>
         <w:t>Im Datenraum liegt ein kurzer IP-Assignment-Entwurf aus 2024, aber keine vollständig gegengezeichnete Fassung aller Gründer. Für zwei freie Entwickler fehlen Werkvertrags- und Rechtekettennachweise; deren Commits betreffen Importfilter und einen Teil der Dispatch-API.</w:t>
       </w:r>
@@ -80,12 +121,16 @@
     <w:p>
       <w:pPr>
         <w:pStyle w:val="Heading2"/>
+        <w:spacing w:line="259" w:lineRule="auto" w:after="60"/>
       </w:pPr>
       <w:r>
         <w:t>Open-Source-Prüfung</w:t>
       </w:r>
     </w:p>
     <w:p>
+      <w:pPr>
+        <w:spacing w:line="259" w:lineRule="auto" w:after="60"/>
+      </w:pPr>
       <w:r>
         <w:t>Die technische Liste nennt MIT-, Apache-2.0- und GPL-Komponenten. Kritisch ist nur die ungeklärte GPL-Bibliothek im internen Simulationstool, falls Codebestandteile in das Produkt übernommen wurden.</w:t>
       </w:r>
@@ -93,20 +138,25 @@
     <w:p>
       <w:pPr>
         <w:pStyle w:val="Heading2"/>
+        <w:spacing w:line="259" w:lineRule="auto" w:after="60"/>
       </w:pPr>
       <w:r>
         <w:t>Closing-Empfehlung</w:t>
       </w:r>
     </w:p>
     <w:p>
+      <w:pPr>
+        <w:spacing w:line="259" w:lineRule="auto" w:after="60"/>
+      </w:pPr>
       <w:r>
         <w:t>Vor Closing sollten alle Gründer eine nachträgliche Rechteübertragung mit Garantie zur Vorbenutzung unterzeichnen. Zusätzlich sollte ein kurzer Open-Source-Scan mit Komponentenliste, Lizenzpflichten und Remediation-Vermerk in den Datenraum eingestellt werden.</w:t>
       </w:r>
     </w:p>
     <w:sectPr>
       <w:footerReference w:type="default" r:id="rId9"/>
+      <w:headerReference w:type="default" r:id="rId10"/>
       <w:pgSz w:w="12240" w:h="15840"/>
-      <w:pgMar w:top="1134" w:right="1247" w:bottom="1020" w:left="1247" w:header="720" w:footer="720" w:gutter="0"/>
+      <w:pgMar w:top="1191" w:right="1247" w:bottom="1134" w:left="1361" w:header="720" w:footer="720" w:gutter="0"/>
       <w:cols w:space="720"/>
       <w:docGrid w:linePitch="360"/>
     </w:sectPr>
@@ -131,6 +181,28 @@
     </w:r>
   </w:p>
 </w:ftr>
+</file>
+
+<file path=word/header1.xml><?xml version="1.0" encoding="utf-8"?>
+<w:hdr xmlns:m="http://schemas.openxmlformats.org/officeDocument/2006/math" xmlns:mc="http://schemas.openxmlformats.org/markup-compatibility/2006" xmlns:mo="http://schemas.microsoft.com/office/mac/office/2008/main" xmlns:mv="urn:schemas-microsoft-com:mac:vml" xmlns:o="urn:schemas-microsoft-com:office:office" xmlns:r="http://schemas.openxmlformats.org/officeDocument/2006/relationships" xmlns:v="urn:schemas-microsoft-com:vml" xmlns:w10="urn:schemas-microsoft-com:office:word" xmlns:w14="http://schemas.microsoft.com/office/word/2010/wordml" xmlns:w="http://schemas.openxmlformats.org/wordprocessingml/2006/main" xmlns:wne="http://schemas.microsoft.com/office/word/2006/wordml" xmlns:wp14="http://schemas.microsoft.com/office/word/2010/wordprocessingDrawing" xmlns:wp="http://schemas.openxmlformats.org/drawingml/2006/wordprocessingDrawing" xmlns:wpc="http://schemas.microsoft.com/office/word/2010/wordprocessingCanvas" xmlns:wpg="http://schemas.microsoft.com/office/word/2010/wordprocessingGroup" xmlns:wpi="http://schemas.microsoft.com/office/word/2010/wordprocessingInk" xmlns:wps="http://schemas.microsoft.com/office/word/2010/wordprocessingShape" mc:Ignorable="w14 wp14">
+  <w:p>
+    <w:pPr>
+      <w:pStyle w:val="Header"/>
+      <w:jc w:val="left"/>
+    </w:pPr>
+    <w:r/>
+    <w:r>
+      <w:rPr>
+        <w:rFonts w:ascii="Times New Roman" w:hAnsi="Times New Roman"/>
+        <w:b w:val="0"/>
+        <w:i w:val="0"/>
+        <w:color w:val="666666"/>
+        <w:sz w:val="17"/>
+      </w:rPr>
+      <w:t>Hagemann &amp; Westarp Rechtsanwälte | Gesellschaftsrechtliche Arbeitsakte | Bearbeitungsstand Juli 2026</w:t>
+    </w:r>
+  </w:p>
+</w:hdr>
 </file>
 
 <file path=word/numbering.xml><?xml version="1.0" encoding="utf-8"?>
@@ -500,8 +572,8 @@
       <w:spacing w:after="100" w:line="259" w:lineRule="auto"/>
     </w:pPr>
     <w:rPr>
-      <w:rFonts w:ascii="Arial" w:hAnsi="Arial" w:eastAsia="Arial"/>
-      <w:sz w:val="21"/>
+      <w:rFonts w:ascii="Times New Roman" w:hAnsi="Times New Roman" w:eastAsia="Arial"/>
+      <w:sz w:val="22"/>
     </w:rPr>
   </w:style>
   <w:style w:type="paragraph" w:styleId="Header">
@@ -563,11 +635,11 @@
       <w:outlineLvl w:val="0"/>
     </w:pPr>
     <w:rPr>
-      <w:rFonts w:asciiTheme="majorHAnsi" w:eastAsiaTheme="majorEastAsia" w:hAnsiTheme="majorHAnsi" w:cstheme="majorBidi" w:ascii="Arial" w:hAnsi="Arial" w:eastAsia="Arial"/>
+      <w:rFonts w:asciiTheme="majorHAnsi" w:eastAsiaTheme="majorEastAsia" w:hAnsiTheme="majorHAnsi" w:cstheme="majorBidi" w:ascii="Times New Roman" w:hAnsi="Times New Roman" w:eastAsia="Arial"/>
       <w:b/>
       <w:bCs/>
       <w:color w:val="1F3C54"/>
-      <w:sz w:val="30"/>
+      <w:sz w:val="28"/>
       <w:szCs w:val="28"/>
     </w:rPr>
   </w:style>
@@ -587,7 +659,7 @@
       <w:outlineLvl w:val="1"/>
     </w:pPr>
     <w:rPr>
-      <w:rFonts w:asciiTheme="majorHAnsi" w:eastAsiaTheme="majorEastAsia" w:hAnsiTheme="majorHAnsi" w:cstheme="majorBidi" w:ascii="Arial" w:hAnsi="Arial" w:eastAsia="Arial"/>
+      <w:rFonts w:asciiTheme="majorHAnsi" w:eastAsiaTheme="majorEastAsia" w:hAnsiTheme="majorHAnsi" w:cstheme="majorBidi" w:ascii="Times New Roman" w:hAnsi="Times New Roman" w:eastAsia="Arial"/>
       <w:b/>
       <w:bCs/>
       <w:color w:val="1F3C54"/>
@@ -852,11 +924,12 @@
       <w:contextualSpacing/>
     </w:pPr>
     <w:rPr>
-      <w:rFonts w:asciiTheme="majorHAnsi" w:eastAsiaTheme="majorEastAsia" w:hAnsiTheme="majorHAnsi" w:cstheme="majorBidi"/>
+      <w:rFonts w:asciiTheme="majorHAnsi" w:eastAsiaTheme="majorEastAsia" w:hAnsiTheme="majorHAnsi" w:cstheme="majorBidi" w:ascii="Times New Roman" w:hAnsi="Times New Roman"/>
+      <w:b/>
       <w:color w:val="17365D" w:themeColor="text2" w:themeShade="BF"/>
       <w:spacing w:val="5"/>
       <w:kern w:val="28"/>
-      <w:sz w:val="52"/>
+      <w:sz w:val="30"/>
       <w:szCs w:val="52"/>
     </w:rPr>
   </w:style>
